--- a/4-Misc/Legal Disputes/Orthodontics/证据目录.docx
+++ b/4-Misc/Legal Disputes/Orthodontics/证据目录.docx
@@ -156,7 +156,7 @@
                 <w:sz w:val="24"/>
                 <w:szCs w:val="24"/>
               </w:rPr>
-              <w:t xml:space="preserve">1</w:t>
+              <w:t>1</w:t>
             </w:r>
           </w:p>
         </w:tc>
@@ -254,7 +254,7 @@
                 <w:sz w:val="24"/>
                 <w:szCs w:val="24"/>
               </w:rPr>
-              <w:t xml:space="preserve">2</w:t>
+              <w:t>2</w:t>
             </w:r>
           </w:p>
         </w:tc>
@@ -278,7 +278,7 @@
                 <w:sz w:val="24"/>
                 <w:szCs w:val="24"/>
               </w:rPr>
-              <w:t xml:space="preserve">原告与主治医生张建峰的微信聊天记录截图6张</w:t>
+              <w:t>《支付宝交易流水证明》（编号2026101400085004702623844338330072725628）1份</w:t>
             </w:r>
           </w:p>
         </w:tc>
@@ -302,7 +302,7 @@
                 <w:sz w:val="24"/>
                 <w:szCs w:val="24"/>
               </w:rPr>
-              <w:t xml:space="preserve">原告与张建峰微信聊天记录</w:t>
+              <w:t>支付宝支付科技有限公司出具</w:t>
             </w:r>
           </w:p>
         </w:tc>
@@ -326,7 +326,7 @@
                 <w:sz w:val="24"/>
                 <w:szCs w:val="24"/>
               </w:rPr>
-              <w:t xml:space="preserve">证明张建峰系被告接诊医生并代表被告为原告提供矫正服务；证明2026年3月29日仍在调整矫正方案，新牙套仍需复诊佩戴，矫正尚未完成；证明张建峰仅工作日不定期出诊、拒绝周末接诊、明确拒绝继续为原告治疗并限制原告联系，涉案矫正服务实际中断。</w:t>
+              <w:t>证明原告孙景峰（公民身份号码220282199405205619）本人于2022年9月18日15时15分通过其支付宝账户向被告支付牙齿矫正服务费29,000元，付款方式为中国邮政储蓄银行储蓄卡（尾号3397），与证据1收费单所载金额、日期及收款方完全一致，足以证明原告系涉案服务费的实际支付人，与本案具有直接利害关系。</w:t>
             </w:r>
           </w:p>
         </w:tc>
@@ -352,7 +352,7 @@
                 <w:sz w:val="24"/>
                 <w:szCs w:val="24"/>
               </w:rPr>
-              <w:t xml:space="preserve">3</w:t>
+              <w:t>3</w:t>
             </w:r>
           </w:p>
         </w:tc>
@@ -376,7 +376,7 @@
                 <w:sz w:val="24"/>
                 <w:szCs w:val="24"/>
               </w:rPr>
-              <w:t xml:space="preserve">原告与被告客服姜琳琳的微信聊天记录截图8张</w:t>
+              <w:t xml:space="preserve">原告与主治医生张建峰的微信聊天记录截图6张</w:t>
             </w:r>
           </w:p>
         </w:tc>
@@ -400,7 +400,7 @@
                 <w:sz w:val="24"/>
                 <w:szCs w:val="24"/>
               </w:rPr>
-              <w:t xml:space="preserve">原告与被告客服微信聊天记录</w:t>
+              <w:t xml:space="preserve">原告与张建峰微信聊天记录</w:t>
             </w:r>
           </w:p>
         </w:tc>
@@ -424,7 +424,7 @@
                 <w:sz w:val="24"/>
                 <w:szCs w:val="24"/>
               </w:rPr>
-              <w:t xml:space="preserve">证明被告确认主治医生已离职近一年，无法更换医生，无法安排周末接诊；证明原告多次提出合理解决方案，但双方协商未果。</w:t>
+              <w:t xml:space="preserve">证明张建峰系被告接诊医生并代表被告为原告提供矫正服务；证明2026年3月29日仍在调整矫正方案，新牙套仍需复诊佩戴，矫正尚未完成；证明张建峰仅工作日不定期出诊、拒绝周末接诊、明确拒绝继续为原告治疗并限制原告联系，涉案矫正服务实际中断。</w:t>
             </w:r>
           </w:p>
         </w:tc>
@@ -450,7 +450,7 @@
                 <w:sz w:val="24"/>
                 <w:szCs w:val="24"/>
               </w:rPr>
-              <w:t xml:space="preserve">4</w:t>
+              <w:t>4</w:t>
             </w:r>
           </w:p>
         </w:tc>
@@ -474,7 +474,7 @@
                 <w:sz w:val="24"/>
                 <w:szCs w:val="24"/>
               </w:rPr>
-              <w:t xml:space="preserve">张建峰、姜琳琳微信个人资料页截图2张</w:t>
+              <w:t xml:space="preserve">原告与被告客服姜琳琳的微信聊天记录截图8张</w:t>
             </w:r>
           </w:p>
         </w:tc>
@@ -498,7 +498,7 @@
                 <w:sz w:val="24"/>
                 <w:szCs w:val="24"/>
               </w:rPr>
-              <w:t xml:space="preserve">微信个人资料页面截图</w:t>
+              <w:t xml:space="preserve">原告与被告客服微信聊天记录</w:t>
             </w:r>
           </w:p>
         </w:tc>
@@ -522,7 +522,7 @@
                 <w:sz w:val="24"/>
                 <w:szCs w:val="24"/>
               </w:rPr>
-              <w:t xml:space="preserve">证明聊天记录相对方身份。</w:t>
+              <w:t xml:space="preserve">证明被告确认主治医生已离职近一年，无法更换医生，无法安排周末接诊；证明原告多次提出合理解决方案，但双方协商未果。</w:t>
             </w:r>
           </w:p>
         </w:tc>
@@ -548,7 +548,105 @@
                 <w:sz w:val="24"/>
                 <w:szCs w:val="24"/>
               </w:rPr>
-              <w:t xml:space="preserve">5</w:t>
+              <w:t>5</w:t>
+            </w:r>
+          </w:p>
+        </w:tc>
+        <w:tc>
+          <w:tcPr>
+            <w:tcW w:w="2600" w:type="dxa"/>
+            <w:tcMar>
+              <w:top w:w="80" w:type="dxa"/>
+              <w:left w:w="80" w:type="dxa"/>
+              <w:bottom w:w="80" w:type="dxa"/>
+              <w:right w:w="80" w:type="dxa"/>
+            </w:tcMar>
+          </w:tcPr>
+          <w:p>
+            <w:pPr>
+              <w:spacing w:line="360" w:lineRule="auto" w:before="0" w:after="120"/>
+            </w:pPr>
+            <w:r>
+              <w:rPr>
+                <w:rFonts w:ascii="Times New Roman" w:eastAsia="宋体" w:hAnsi="Times New Roman"/>
+                <w:sz w:val="24"/>
+                <w:szCs w:val="24"/>
+              </w:rPr>
+              <w:t xml:space="preserve">张建峰、姜琳琳微信个人资料页截图2张</w:t>
+            </w:r>
+          </w:p>
+        </w:tc>
+        <w:tc>
+          <w:tcPr>
+            <w:tcW w:w="2200" w:type="dxa"/>
+            <w:tcMar>
+              <w:top w:w="80" w:type="dxa"/>
+              <w:left w:w="80" w:type="dxa"/>
+              <w:bottom w:w="80" w:type="dxa"/>
+              <w:right w:w="80" w:type="dxa"/>
+            </w:tcMar>
+          </w:tcPr>
+          <w:p>
+            <w:pPr>
+              <w:spacing w:line="360" w:lineRule="auto" w:before="0" w:after="120"/>
+            </w:pPr>
+            <w:r>
+              <w:rPr>
+                <w:rFonts w:ascii="Times New Roman" w:eastAsia="宋体" w:hAnsi="Times New Roman"/>
+                <w:sz w:val="24"/>
+                <w:szCs w:val="24"/>
+              </w:rPr>
+              <w:t xml:space="preserve">微信个人资料页面截图</w:t>
+            </w:r>
+          </w:p>
+        </w:tc>
+        <w:tc>
+          <w:tcPr>
+            <w:tcW w:w="4500" w:type="dxa"/>
+            <w:tcMar>
+              <w:top w:w="80" w:type="dxa"/>
+              <w:left w:w="80" w:type="dxa"/>
+              <w:bottom w:w="80" w:type="dxa"/>
+              <w:right w:w="80" w:type="dxa"/>
+            </w:tcMar>
+          </w:tcPr>
+          <w:p>
+            <w:pPr>
+              <w:spacing w:line="360" w:lineRule="auto" w:before="0" w:after="120"/>
+            </w:pPr>
+            <w:r>
+              <w:rPr>
+                <w:rFonts w:ascii="Times New Roman" w:eastAsia="宋体" w:hAnsi="Times New Roman"/>
+                <w:sz w:val="24"/>
+                <w:szCs w:val="24"/>
+              </w:rPr>
+              <w:t xml:space="preserve">证明聊天记录相对方身份。</w:t>
+            </w:r>
+          </w:p>
+        </w:tc>
+      </w:tr>
+      <w:tr>
+        <w:tc>
+          <w:tcPr>
+            <w:tcW w:w="700" w:type="dxa"/>
+            <w:tcMar>
+              <w:top w:w="80" w:type="dxa"/>
+              <w:left w:w="80" w:type="dxa"/>
+              <w:bottom w:w="80" w:type="dxa"/>
+              <w:right w:w="80" w:type="dxa"/>
+            </w:tcMar>
+          </w:tcPr>
+          <w:p>
+            <w:pPr>
+              <w:spacing w:line="360" w:lineRule="auto" w:before="0" w:after="120"/>
+            </w:pPr>
+            <w:r>
+              <w:rPr>
+                <w:rFonts w:ascii="Times New Roman" w:eastAsia="宋体" w:hAnsi="Times New Roman"/>
+                <w:sz w:val="24"/>
+                <w:szCs w:val="24"/>
+              </w:rPr>
+              <w:t>6</w:t>
             </w:r>
           </w:p>
         </w:tc>
